--- a/ai.docx
+++ b/ai.docx
@@ -58,7 +58,7 @@
         <w:t xml:space="preserve">section of the syllabus/website. This discussion is focused on helping you understand and use AI most productively on your work in this course, not on the formal policy.</w:t>
       </w:r>
     </w:p>
-    <w:bookmarkStart w:id="46" w:name="ai-and-learning"/>
+    <w:bookmarkStart w:id="35" w:name="ai-and-learning"/>
     <w:p>
       <w:pPr>
         <w:pStyle w:val="Heading2"/>
@@ -78,7 +78,7 @@
         <w:rPr>
           <w:rStyle w:val="FootnoteReference"/>
         </w:rPr>
-        <w:footnoteReference w:id="20"/>
+        <w:footnoteReference w:id="9"/>
       </w:r>
       <w:r>
         <w:t xml:space="preserve"> </w:t>
@@ -90,7 +90,7 @@
         <w:rPr>
           <w:rStyle w:val="FootnoteReference"/>
         </w:rPr>
-        <w:footnoteReference w:id="21"/>
+        <w:footnoteReference w:id="10"/>
       </w:r>
     </w:p>
     <w:p>
@@ -181,7 +181,7 @@
         <w:rPr>
           <w:rStyle w:val="FootnoteReference"/>
         </w:rPr>
-        <w:footnoteReference w:id="26"/>
+        <w:footnoteReference w:id="15"/>
       </w:r>
     </w:p>
     <w:tbl>
@@ -225,18 +225,18 @@
                 <wp:inline>
                   <wp:extent cx="152400" cy="152400"/>
                   <wp:effectExtent b="0" l="0" r="0" t="0"/>
-                  <wp:docPr descr="" title="" id="29" name="Picture"/>
+                  <wp:docPr descr="" title="" id="18" name="Picture"/>
                   <a:graphic>
                     <a:graphicData uri="http://schemas.openxmlformats.org/drawingml/2006/picture">
                       <pic:pic>
                         <pic:nvPicPr>
-                          <pic:cNvPr descr="/opt/quarto/share/formats/docx/tip.png" id="30" name="Picture"/>
+                          <pic:cNvPr descr="/opt/quarto/share/formats/docx/tip.png" id="19" name="Picture"/>
                           <pic:cNvPicPr>
                             <a:picLocks noChangeArrowheads="1" noChangeAspect="1"/>
                           </pic:cNvPicPr>
                         </pic:nvPicPr>
                         <pic:blipFill>
-                          <a:blip r:embed="rId28"/>
+                          <a:blip r:embed="rId17"/>
                           <a:stretch>
                             <a:fillRect/>
                           </a:stretch>
@@ -343,7 +343,7 @@
               <w:rPr>
                 <w:rStyle w:val="FootnoteReference"/>
               </w:rPr>
-              <w:footnoteReference w:id="31"/>
+              <w:footnoteReference w:id="20"/>
             </w:r>
           </w:p>
           <w:p>
@@ -363,7 +363,7 @@
             <w:r>
               <w:t xml:space="preserve">(</w:t>
             </w:r>
-            <w:hyperlink r:id="rId33">
+            <w:hyperlink r:id="rId22">
               <w:r>
                 <w:rPr>
                   <w:rStyle w:val="Hyperlink"/>
@@ -401,7 +401,7 @@
               <w:rPr>
                 <w:rStyle w:val="FootnoteReference"/>
               </w:rPr>
-              <w:footnoteReference w:id="34"/>
+              <w:footnoteReference w:id="23"/>
             </w:r>
             <w:r>
               <w:t xml:space="preserve"> </w:t>
@@ -487,7 +487,7 @@
         <w:rPr>
           <w:rStyle w:val="FootnoteReference"/>
         </w:rPr>
-        <w:footnoteReference w:id="36"/>
+        <w:footnoteReference w:id="25"/>
       </w:r>
       <w:r>
         <w:t xml:space="preserve"> </w:t>
@@ -626,7 +626,7 @@
         <w:rPr>
           <w:rStyle w:val="FootnoteReference"/>
         </w:rPr>
-        <w:footnoteReference w:id="38"/>
+        <w:footnoteReference w:id="27"/>
       </w:r>
     </w:p>
     <w:tbl>
@@ -670,18 +670,18 @@
                 <wp:inline>
                   <wp:extent cx="152400" cy="152400"/>
                   <wp:effectExtent b="0" l="0" r="0" t="0"/>
-                  <wp:docPr descr="" title="" id="41" name="Picture"/>
+                  <wp:docPr descr="" title="" id="30" name="Picture"/>
                   <a:graphic>
                     <a:graphicData uri="http://schemas.openxmlformats.org/drawingml/2006/picture">
                       <pic:pic>
                         <pic:nvPicPr>
-                          <pic:cNvPr descr="/opt/quarto/share/formats/docx/important.png" id="42" name="Picture"/>
+                          <pic:cNvPr descr="/opt/quarto/share/formats/docx/important.png" id="31" name="Picture"/>
                           <pic:cNvPicPr>
                             <a:picLocks noChangeArrowheads="1" noChangeAspect="1"/>
                           </pic:cNvPicPr>
                         </pic:nvPicPr>
                         <pic:blipFill>
-                          <a:blip r:embed="rId40"/>
+                          <a:blip r:embed="rId29"/>
                           <a:stretch>
                             <a:fillRect/>
                           </a:stretch>
@@ -773,7 +773,7 @@
               <w:rPr>
                 <w:rStyle w:val="FootnoteReference"/>
               </w:rPr>
-              <w:footnoteReference w:id="43"/>
+              <w:footnoteReference w:id="32"/>
             </w:r>
             <w:r>
               <w:t xml:space="preserve"> </w:t>
@@ -785,7 +785,7 @@
               <w:rPr>
                 <w:rStyle w:val="FootnoteReference"/>
               </w:rPr>
-              <w:footnoteReference w:id="45"/>
+              <w:footnoteReference w:id="34"/>
             </w:r>
           </w:p>
           <w:p>
@@ -803,8 +803,8 @@
         </w:tc>
       </w:tr>
     </w:tbl>
-    <w:bookmarkEnd w:id="46"/>
-    <w:bookmarkStart w:id="56" w:name="Xfec06a63d8785f32873f151535bcbad486a4fda"/>
+    <w:bookmarkEnd w:id="35"/>
+    <w:bookmarkStart w:id="45" w:name="Xfec06a63d8785f32873f151535bcbad486a4fda"/>
     <w:p>
       <w:pPr>
         <w:pStyle w:val="Heading2"/>
@@ -856,7 +856,7 @@
         <w:rPr>
           <w:rStyle w:val="FootnoteReference"/>
         </w:rPr>
-        <w:footnoteReference w:id="47"/>
+        <w:footnoteReference w:id="36"/>
       </w:r>
       <w:r>
         <w:t xml:space="preserve"> </w:t>
@@ -868,7 +868,7 @@
         <w:rPr>
           <w:rStyle w:val="FootnoteReference"/>
         </w:rPr>
-        <w:footnoteReference w:id="48"/>
+        <w:footnoteReference w:id="37"/>
       </w:r>
       <w:r>
         <w:t xml:space="preserve"> </w:t>
@@ -880,7 +880,7 @@
         <w:rPr>
           <w:rStyle w:val="FootnoteReference"/>
         </w:rPr>
-        <w:footnoteReference w:id="50"/>
+        <w:footnoteReference w:id="39"/>
       </w:r>
       <w:r>
         <w:t xml:space="preserve"> </w:t>
@@ -900,7 +900,7 @@
         <w:rPr>
           <w:rStyle w:val="FootnoteReference"/>
         </w:rPr>
-        <w:footnoteReference w:id="51"/>
+        <w:footnoteReference w:id="40"/>
       </w:r>
       <w:r>
         <w:t xml:space="preserve"> </w:t>
@@ -1038,18 +1038,18 @@
                 <wp:inline>
                   <wp:extent cx="152400" cy="152400"/>
                   <wp:effectExtent b="0" l="0" r="0" t="0"/>
-                  <wp:docPr descr="" title="" id="53" name="Picture"/>
+                  <wp:docPr descr="" title="" id="42" name="Picture"/>
                   <a:graphic>
                     <a:graphicData uri="http://schemas.openxmlformats.org/drawingml/2006/picture">
                       <pic:pic>
                         <pic:nvPicPr>
-                          <pic:cNvPr descr="/opt/quarto/share/formats/docx/warning.png" id="54" name="Picture"/>
+                          <pic:cNvPr descr="/opt/quarto/share/formats/docx/warning.png" id="43" name="Picture"/>
                           <pic:cNvPicPr>
                             <a:picLocks noChangeArrowheads="1" noChangeAspect="1"/>
                           </pic:cNvPicPr>
                         </pic:nvPicPr>
                         <pic:blipFill>
-                          <a:blip r:embed="rId52"/>
+                          <a:blip r:embed="rId41"/>
                           <a:stretch>
                             <a:fillRect/>
                           </a:stretch>
@@ -1141,7 +1141,7 @@
               <w:rPr>
                 <w:rStyle w:val="FootnoteReference"/>
               </w:rPr>
-              <w:footnoteReference w:id="55"/>
+              <w:footnoteReference w:id="44"/>
             </w:r>
             <w:r>
               <w:t xml:space="preserve"> </w:t>
@@ -1177,8 +1177,8 @@
         </w:tc>
       </w:tr>
     </w:tbl>
-    <w:bookmarkEnd w:id="56"/>
-    <w:bookmarkStart w:id="71" w:name="further-resources-and-references"/>
+    <w:bookmarkEnd w:id="45"/>
+    <w:bookmarkStart w:id="60" w:name="further-resources-and-references"/>
     <w:p>
       <w:pPr>
         <w:pStyle w:val="Heading2"/>
@@ -1197,7 +1197,7 @@
       <w:r>
         <w:t xml:space="preserve"> </w:t>
       </w:r>
-      <w:hyperlink r:id="rId57">
+      <w:hyperlink r:id="rId46">
         <w:r>
           <w:rPr>
             <w:rStyle w:val="Hyperlink"/>
@@ -1211,7 +1211,7 @@
       <w:r>
         <w:t xml:space="preserve"> </w:t>
       </w:r>
-      <w:hyperlink r:id="rId58">
+      <w:hyperlink r:id="rId47">
         <w:r>
           <w:rPr>
             <w:rStyle w:val="Hyperlink"/>
@@ -1225,7 +1225,7 @@
       <w:r>
         <w:t xml:space="preserve"> </w:t>
       </w:r>
-      <w:hyperlink r:id="rId59">
+      <w:hyperlink r:id="rId48">
         <w:r>
           <w:rPr>
             <w:rStyle w:val="Hyperlink"/>
@@ -1239,7 +1239,7 @@
       <w:r>
         <w:t xml:space="preserve"> </w:t>
       </w:r>
-      <w:hyperlink r:id="rId60">
+      <w:hyperlink r:id="rId49">
         <w:r>
           <w:rPr>
             <w:rStyle w:val="Hyperlink"/>
@@ -1253,7 +1253,7 @@
       <w:r>
         <w:t xml:space="preserve"> </w:t>
       </w:r>
-      <w:hyperlink r:id="rId61">
+      <w:hyperlink r:id="rId50">
         <w:r>
           <w:rPr>
             <w:rStyle w:val="Hyperlink"/>
@@ -1287,7 +1287,7 @@
       <w:r>
         <w:t xml:space="preserve"> </w:t>
       </w:r>
-      <w:hyperlink r:id="rId62">
+      <w:hyperlink r:id="rId51">
         <w:r>
           <w:rPr>
             <w:rStyle w:val="Hyperlink"/>
@@ -1304,7 +1304,7 @@
       <w:r>
         <w:t xml:space="preserve"> </w:t>
       </w:r>
-      <w:hyperlink r:id="rId63">
+      <w:hyperlink r:id="rId52">
         <w:r>
           <w:rPr>
             <w:rStyle w:val="Hyperlink"/>
@@ -1318,7 +1318,7 @@
       <w:r>
         <w:t xml:space="preserve"> </w:t>
       </w:r>
-      <w:hyperlink r:id="rId64">
+      <w:hyperlink r:id="rId53">
         <w:r>
           <w:rPr>
             <w:rStyle w:val="Hyperlink"/>
@@ -1344,7 +1344,7 @@
       <w:r>
         <w:t xml:space="preserve"> </w:t>
       </w:r>
-      <w:hyperlink r:id="rId65">
+      <w:hyperlink r:id="rId54">
         <w:r>
           <w:rPr>
             <w:rStyle w:val="Hyperlink"/>
@@ -1370,7 +1370,7 @@
       <w:r>
         <w:t xml:space="preserve"> </w:t>
       </w:r>
-      <w:hyperlink r:id="rId66">
+      <w:hyperlink r:id="rId55">
         <w:r>
           <w:rPr>
             <w:rStyle w:val="Hyperlink"/>
@@ -1387,7 +1387,7 @@
       <w:r>
         <w:t xml:space="preserve"> </w:t>
       </w:r>
-      <w:hyperlink r:id="rId67">
+      <w:hyperlink r:id="rId56">
         <w:r>
           <w:rPr>
             <w:rStyle w:val="Hyperlink"/>
@@ -1416,7 +1416,7 @@
       <w:r>
         <w:t xml:space="preserve"> </w:t>
       </w:r>
-      <w:hyperlink r:id="rId68">
+      <w:hyperlink r:id="rId57">
         <w:r>
           <w:rPr>
             <w:rStyle w:val="Hyperlink"/>
@@ -1433,7 +1433,7 @@
       <w:r>
         <w:t xml:space="preserve"> </w:t>
       </w:r>
-      <w:hyperlink r:id="rId69">
+      <w:hyperlink r:id="rId58">
         <w:r>
           <w:rPr>
             <w:rStyle w:val="Hyperlink"/>
@@ -1458,7 +1458,7 @@
       <w:r>
         <w:t xml:space="preserve"> </w:t>
       </w:r>
-      <w:hyperlink r:id="rId70">
+      <w:hyperlink r:id="rId59">
         <w:r>
           <w:rPr>
             <w:rStyle w:val="Hyperlink"/>
@@ -1473,7 +1473,7 @@
         <w:t xml:space="preserve">with a recommendation for your favorite artificial intelligence related novel, movie, or TV show. I’ll give you a bonus point on your next test.</w:t>
       </w:r>
     </w:p>
-    <w:bookmarkEnd w:id="71"/>
+    <w:bookmarkEnd w:id="60"/>
     <w:sectPr>
       <w:footnotePr>
         <w:numRestart w:val="eachSect"/>
@@ -1503,7 +1503,7 @@
       </w:r>
     </w:p>
   </w:footnote>
-  <w:footnote w:id="20">
+  <w:footnote w:id="9">
     <w:p>
       <w:pPr>
         <w:pStyle w:val="FootnoteText"/>
@@ -1522,7 +1522,7 @@
       </w:r>
     </w:p>
   </w:footnote>
-  <w:footnote w:id="21">
+  <w:footnote w:id="10">
     <w:p>
       <w:pPr>
         <w:pStyle w:val="FootnoteText"/>
@@ -1542,7 +1542,7 @@
       <w:r>
         <w:t xml:space="preserve"> </w:t>
       </w:r>
-      <w:hyperlink r:id="rId22">
+      <w:hyperlink r:id="rId11">
         <w:r>
           <w:rPr>
             <w:rStyle w:val="Hyperlink"/>
@@ -1556,7 +1556,7 @@
       <w:r>
         <w:t xml:space="preserve"> </w:t>
       </w:r>
-      <w:hyperlink r:id="rId23">
+      <w:hyperlink r:id="rId12">
         <w:r>
           <w:rPr>
             <w:rStyle w:val="Hyperlink"/>
@@ -1570,7 +1570,7 @@
       <w:r>
         <w:t xml:space="preserve"> </w:t>
       </w:r>
-      <w:hyperlink r:id="rId24">
+      <w:hyperlink r:id="rId13">
         <w:r>
           <w:rPr>
             <w:rStyle w:val="Hyperlink"/>
@@ -1584,7 +1584,7 @@
       <w:r>
         <w:t xml:space="preserve"> </w:t>
       </w:r>
-      <w:hyperlink r:id="rId25">
+      <w:hyperlink r:id="rId14">
         <w:r>
           <w:rPr>
             <w:rStyle w:val="Hyperlink"/>
@@ -1597,7 +1597,7 @@
       </w:r>
     </w:p>
   </w:footnote>
-  <w:footnote w:id="26">
+  <w:footnote w:id="15">
     <w:p>
       <w:pPr>
         <w:pStyle w:val="FootnoteText"/>
@@ -1645,7 +1645,7 @@
       <w:r>
         <w:t xml:space="preserve"> </w:t>
       </w:r>
-      <w:hyperlink r:id="rId27">
+      <w:hyperlink r:id="rId16">
         <w:r>
           <w:rPr>
             <w:rStyle w:val="Hyperlink"/>
@@ -1660,7 +1660,7 @@
       </w:r>
     </w:p>
   </w:footnote>
-  <w:footnote w:id="31">
+  <w:footnote w:id="20">
     <w:p>
       <w:pPr>
         <w:pStyle w:val="FootnoteText"/>
@@ -1680,7 +1680,7 @@
       <w:r>
         <w:t xml:space="preserve"> </w:t>
       </w:r>
-      <w:hyperlink r:id="rId32">
+      <w:hyperlink r:id="rId21">
         <w:r>
           <w:rPr>
             <w:rStyle w:val="Hyperlink"/>
@@ -1696,7 +1696,7 @@
       <w:r>
         <w:t xml:space="preserve"> </w:t>
       </w:r>
-      <w:hyperlink r:id="rId33">
+      <w:hyperlink r:id="rId22">
         <w:r>
           <w:rPr>
             <w:rStyle w:val="Hyperlink"/>
@@ -1776,7 +1776,7 @@
       </w:r>
     </w:p>
   </w:footnote>
-  <w:footnote w:id="34">
+  <w:footnote w:id="23">
     <w:p>
       <w:pPr>
         <w:pStyle w:val="FootnoteText"/>
@@ -1796,7 +1796,7 @@
       <w:r>
         <w:t xml:space="preserve"> </w:t>
       </w:r>
-      <w:hyperlink r:id="rId35">
+      <w:hyperlink r:id="rId24">
         <w:r>
           <w:rPr>
             <w:rStyle w:val="Hyperlink"/>
@@ -1821,7 +1821,7 @@
       </w:r>
     </w:p>
   </w:footnote>
-  <w:footnote w:id="36">
+  <w:footnote w:id="25">
     <w:p>
       <w:pPr>
         <w:pStyle w:val="FootnoteText"/>
@@ -1841,7 +1841,7 @@
       <w:r>
         <w:t xml:space="preserve"> </w:t>
       </w:r>
-      <w:hyperlink r:id="rId37">
+      <w:hyperlink r:id="rId26">
         <w:r>
           <w:rPr>
             <w:rStyle w:val="Hyperlink"/>
@@ -1851,7 +1851,7 @@
       </w:hyperlink>
     </w:p>
   </w:footnote>
-  <w:footnote w:id="38">
+  <w:footnote w:id="27">
     <w:p>
       <w:pPr>
         <w:pStyle w:val="FootnoteText"/>
@@ -1865,7 +1865,7 @@
       <w:r>
         <w:t xml:space="preserve"> </w:t>
       </w:r>
-      <w:hyperlink r:id="rId39">
+      <w:hyperlink r:id="rId28">
         <w:r>
           <w:rPr>
             <w:rStyle w:val="Hyperlink"/>
@@ -1893,7 +1893,7 @@
       </w:r>
     </w:p>
   </w:footnote>
-  <w:footnote w:id="43">
+  <w:footnote w:id="32">
     <w:p>
       <w:pPr>
         <w:pStyle w:val="FootnoteText"/>
@@ -1913,7 +1913,7 @@
       <w:r>
         <w:t xml:space="preserve"> </w:t>
       </w:r>
-      <w:hyperlink r:id="rId44">
+      <w:hyperlink r:id="rId33">
         <w:r>
           <w:rPr>
             <w:rStyle w:val="Hyperlink"/>
@@ -1929,7 +1929,7 @@
       </w:r>
     </w:p>
   </w:footnote>
-  <w:footnote w:id="45">
+  <w:footnote w:id="34">
     <w:p>
       <w:pPr>
         <w:pStyle w:val="FootnoteText"/>
@@ -1948,7 +1948,7 @@
       </w:r>
     </w:p>
   </w:footnote>
-  <w:footnote w:id="47">
+  <w:footnote w:id="36">
     <w:p>
       <w:pPr>
         <w:pStyle w:val="FootnoteText"/>
@@ -1967,7 +1967,7 @@
       </w:r>
     </w:p>
   </w:footnote>
-  <w:footnote w:id="48">
+  <w:footnote w:id="37">
     <w:p>
       <w:pPr>
         <w:pStyle w:val="FootnoteText"/>
@@ -1987,7 +1987,7 @@
       <w:r>
         <w:t xml:space="preserve"> </w:t>
       </w:r>
-      <w:hyperlink r:id="rId49">
+      <w:hyperlink r:id="rId38">
         <w:r>
           <w:rPr>
             <w:rStyle w:val="Hyperlink"/>
@@ -2000,7 +2000,7 @@
       </w:r>
     </w:p>
   </w:footnote>
-  <w:footnote w:id="50">
+  <w:footnote w:id="39">
     <w:p>
       <w:pPr>
         <w:pStyle w:val="FootnoteText"/>
@@ -2019,7 +2019,7 @@
       </w:r>
     </w:p>
   </w:footnote>
-  <w:footnote w:id="51">
+  <w:footnote w:id="40">
     <w:p>
       <w:pPr>
         <w:pStyle w:val="FootnoteText"/>
@@ -2038,7 +2038,7 @@
       </w:r>
     </w:p>
   </w:footnote>
-  <w:footnote w:id="55">
+  <w:footnote w:id="44">
     <w:p>
       <w:pPr>
         <w:pStyle w:val="FootnoteText"/>
@@ -2270,10 +2270,10 @@
   <w:docDefaults>
     <w:rPrDefault>
       <w:rPr>
-        <w:rFonts w:asciiTheme="minorHAnsi" w:cstheme="minorBidi" w:eastAsiaTheme="minorHAnsi" w:hAnsiTheme="minorHAnsi"/>
+        <w:rFonts w:asciiTheme="minorHAnsi" w:cstheme="minorBidi" w:eastAsiaTheme="minorEastAsia" w:hAnsiTheme="minorHAnsi"/>
         <w:sz w:val="24"/>
         <w:szCs w:val="24"/>
-        <w:lang w:bidi="ar-SA" w:eastAsia="en-US" w:val="en-US"/>
+        <w:lang w:bidi="ar-SA" w:eastAsia="zh-CN" w:val="en-US"/>
       </w:rPr>
     </w:rPrDefault>
     <w:pPrDefault>
@@ -2814,13 +2814,6 @@
       </w:tblCellMar>
     </w:tblPr>
     <w:tblStylePr w:type="firstRow">
-      <w:tblPr>
-        <w:jc w:val="left"/>
-        <w:tblInd w:type="dxa" w:w="0"/>
-      </w:tblPr>
-      <w:trPr>
-        <w:jc w:val="left"/>
-      </w:trPr>
       <w:tcPr>
         <w:tcBorders>
           <w:bottom w:val="single"/>

--- a/ai.docx
+++ b/ai.docx
@@ -1116,7 +1116,7 @@
                 <w:i/>
                 <w:iCs/>
               </w:rPr>
-              <w:t xml:space="preserve">assessement</w:t>
+              <w:t xml:space="preserve">assessment</w:t>
             </w:r>
             <w:r>
               <w:t xml:space="preserve"> </w:t>
